--- a/products-storage/03-dogovor-podryada/06-dopsoglashenie-obem.docx
+++ b/products-storage/03-dogovor-podryada/06-dopsoglashenie-obem.docx
@@ -3,231 +3,145 @@
 <w:document xmlns:wpc="http://schemas.microsoft.com/office/word/2010/wordprocessingCanvas" xmlns:mo="http://schemas.microsoft.com/office/mac/office/2008/main" xmlns:mc="http://schemas.openxmlformats.org/markup-compatibility/2006" xmlns:mv="urn:schemas-microsoft-com:mac:vml" xmlns:o="urn:schemas-microsoft-com:office:office" xmlns:r="http://schemas.openxmlformats.org/officeDocument/2006/relationships" xmlns:m="http://schemas.openxmlformats.org/officeDocument/2006/math" xmlns:v="urn:schemas-microsoft-com:vml" xmlns:wp14="http://schemas.microsoft.com/office/word/2010/wordprocessingDrawing" xmlns:wp="http://schemas.openxmlformats.org/drawingml/2006/wordprocessingDrawing" xmlns:w10="urn:schemas-microsoft-com:office:word" xmlns:w="http://schemas.openxmlformats.org/wordprocessingml/2006/main" xmlns:w14="http://schemas.microsoft.com/office/word/2010/wordml" xmlns:wpg="http://schemas.microsoft.com/office/word/2010/wordprocessingGroup" xmlns:wpi="http://schemas.microsoft.com/office/word/2010/wordprocessingInk" xmlns:wne="http://schemas.microsoft.com/office/word/2006/wordml" xmlns:wps="http://schemas.microsoft.com/office/word/2010/wordprocessingShape" mc:Ignorable="w14 wp14">
   <w:body>
     <w:p>
-      <w:pPr>
-        <w:pStyle w:val="Title"/>
-      </w:pPr>
       <w:r>
         <w:rPr>
           <w:b/>
+          <w:color w:val="AE8031"/>
+          <w:sz w:val="22"/>
         </w:rPr>
-        <w:t>Дополнительное соглашение об изменении объёма и цены</w:t>
+        <w:t>ДОПОЛНИТЕЛЬНОЕ СОГЛАШЕНИЕ № {{...}} ОБ ИЗМЕНЕНИИ ОБЪЁМА И ЦЕНЫ</w:t>
       </w:r>
     </w:p>
     <w:p>
       <w:r>
         <w:rPr>
-          <w:i/>
-          <w:color w:val="E85D22"/>
+          <w:b w:val="0"/>
+          <w:color w:val="2B3239"/>
         </w:rPr>
-        <w:t>Заполните поля в квадратных скобках и удалите подсказки перед отправкой.</w:t>
+        <w:t>к договору № {{...}} от {{...}}; {{МЕСТО}}, {{ДАТА}}.</w:t>
+      </w:r>
+    </w:p>
+    <w:p>
+      <w:r>
+        <w:rPr>
+          <w:b w:val="0"/>
+          <w:color w:val="2B3239"/>
+        </w:rPr>
+        <w:t>{{ГЕНПОДРЯДЧИК, ПРЕДСТАВИТЕЛЬ, ОСНОВАНИЕ ПОЛНОМОЧИЙ}} и {{СУБПОДРЯДЧИК, ПРЕДСТАВИТЕЛЬ, ОСНОВАНИЕ ПОЛНОМОЧИЙ}} согласовали:</w:t>
+      </w:r>
+    </w:p>
+    <w:p>
+      <w:r>
+        <w:rPr>
+          <w:b w:val="0"/>
+          <w:color w:val="2B3239"/>
+        </w:rPr>
+        <w:t>1. Основание изменения: уведомление № {{...}} от {{...}}, проект/указание редакции {{...}}, акт обследования № {{...}}.</w:t>
+      </w:r>
+    </w:p>
+    <w:p>
+      <w:r>
+        <w:rPr>
+          <w:b w:val="0"/>
+          <w:color w:val="2B3239"/>
+        </w:rPr>
+        <w:t>2. В Приложении № 1 заменить / добавить / исключить позиции {{...}} согласно новой ведомости от {{...}} на {{...}} листах. Расценки и стоимость изменённых работ приведены в согласованной смете № {{...}} от {{...}}, прилагаемой к настоящему соглашению.</w:t>
+      </w:r>
+    </w:p>
+    <w:p>
+      <w:r>
+        <w:rPr>
+          <w:b w:val="0"/>
+          <w:color w:val="2B3239"/>
+        </w:rPr>
+        <w:t>3. Цена договора изменяется на {{...}} руб., в том числе НДС {{...}}; новая общая цена {{...}} руб. Порядок оплаты изменён: {{НОВЫЙ ПЛАТЕЖ / СРОК / БЕЗ ИЗМЕНЕНИЯ}}.</w:t>
+      </w:r>
+    </w:p>
+    <w:p>
+      <w:r>
+        <w:rPr>
+          <w:b w:val="0"/>
+          <w:color w:val="2B3239"/>
+        </w:rPr>
+        <w:t>4. Изменение сроков: {{НОВЫЕ ДАТЫ ЭТАПОВ / БЕЗ ИЗМЕНЕНИЯ}}; обновлённый календарный план {{РЕКВИЗИТЫ}}. Работы по соглашению начинаются {{...}}.</w:t>
+      </w:r>
+    </w:p>
+    <w:p>
+      <w:r>
+        <w:rPr>
+          <w:b w:val="0"/>
+          <w:color w:val="2B3239"/>
+        </w:rPr>
+        <w:t>5. Приложения: новая ведомость, расчёт цены, редакция чертежа, обновлённые графики. Остальные условия договора действуют в согласованной редакции.</w:t>
       </w:r>
     </w:p>
     <w:p>
       <w:pPr>
-        <w:pStyle w:val="Heading1"/>
+        <w:spacing w:after="60"/>
       </w:pPr>
-      <w:r>
-        <w:t>Изменение</w:t>
-      </w:r>
-    </w:p>
-    <w:p>
-      <w:pPr>
-        <w:pStyle w:val="ListBullet"/>
-      </w:pPr>
-      <w:r>
-        <w:t>Добавить/исключить работы: [___]</w:t>
-      </w:r>
-    </w:p>
-    <w:p>
-      <w:pPr>
-        <w:pStyle w:val="ListBullet"/>
-      </w:pPr>
-      <w:r>
-        <w:t>Изменить цену на: [___]</w:t>
-      </w:r>
-    </w:p>
-    <w:p>
-      <w:pPr>
-        <w:pStyle w:val="Heading1"/>
-      </w:pPr>
-      <w:r>
-        <w:t>Документы</w:t>
-      </w:r>
-    </w:p>
-    <w:p>
-      <w:pPr>
-        <w:pStyle w:val="ListBullet"/>
-      </w:pPr>
-      <w:r>
-        <w:t>Новая ведомость объёмов и калькуляция являются приложениями.</w:t>
-      </w:r>
-    </w:p>
-    <w:p>
-      <w:pPr>
-        <w:pStyle w:val="Heading1"/>
-      </w:pPr>
-      <w:r>
-        <w:t>Контроль перед использованием</w:t>
-      </w:r>
     </w:p>
     <w:tbl>
       <w:tblPr>
+        <w:tblStyle w:val="TableGrid"/>
         <w:tblW w:type="auto" w:w="0"/>
-        <w:jc w:val="center"/>
-        <w:tblLayout w:type="fixed"/>
         <w:tblLook w:firstColumn="1" w:firstRow="1" w:lastColumn="0" w:lastRow="0" w:noHBand="0" w:noVBand="1" w:val="04A0"/>
       </w:tblPr>
       <w:tblGrid>
-        <w:gridCol w:w="1800"/>
-        <w:gridCol w:w="7560"/>
+        <w:gridCol w:w="4819"/>
+        <w:gridCol w:w="4819"/>
       </w:tblGrid>
       <w:tr>
+        <w:trPr>
+          <w:cantSplit/>
+        </w:trPr>
         <w:tc>
           <w:tcPr>
-            <w:tcW w:type="dxa" w:w="4680"/>
-            <w:shd w:fill="E9E5DC"/>
-            <w:vAlign w:val="center"/>
+            <w:tcW w:type="dxa" w:w="4819"/>
           </w:tcPr>
           <w:p>
+            <w:pPr>
+              <w:spacing w:after="60"/>
+            </w:pPr>
             <w:r>
-              <w:t>Статус</w:t>
+              <w:rPr>
+                <w:rFonts w:ascii="Arial" w:hAnsi="Arial"/>
+                <w:sz w:val="19"/>
+              </w:rPr>
+              <w:t>Генподрядчик</w:t>
+              <w:br/>
+              <w:t>Должность {{...}}    ФИО {{ФИО}}</w:t>
+              <w:br/>
+              <w:t>Подпись ____________    Дата ____________</w:t>
             </w:r>
           </w:p>
         </w:tc>
         <w:tc>
           <w:tcPr>
-            <w:tcW w:type="dxa" w:w="4680"/>
-            <w:shd w:fill="E9E5DC"/>
-            <w:vAlign w:val="center"/>
+            <w:tcW w:type="dxa" w:w="4819"/>
           </w:tcPr>
           <w:p>
+            <w:pPr>
+              <w:spacing w:after="60"/>
+            </w:pPr>
             <w:r>
-              <w:t>Проверка</w:t>
-            </w:r>
-          </w:p>
-        </w:tc>
-      </w:tr>
-      <w:tr>
-        <w:tc>
-          <w:tcPr>
-            <w:tcW w:type="dxa" w:w="1800"/>
-          </w:tcPr>
-          <w:p>
-            <w:r>
-              <w:t>☐</w:t>
-            </w:r>
-          </w:p>
-        </w:tc>
-        <w:tc>
-          <w:tcPr>
-            <w:tcW w:type="dxa" w:w="7560"/>
-          </w:tcPr>
-          <w:p>
-            <w:r>
-              <w:t>Сверено с договором и приложениями</w:t>
-            </w:r>
-          </w:p>
-        </w:tc>
-      </w:tr>
-      <w:tr>
-        <w:tc>
-          <w:tcPr>
-            <w:tcW w:type="dxa" w:w="1800"/>
-          </w:tcPr>
-          <w:p>
-            <w:r>
-              <w:t>☐</w:t>
-            </w:r>
-          </w:p>
-        </w:tc>
-        <w:tc>
-          <w:tcPr>
-            <w:tcW w:type="dxa" w:w="7560"/>
-          </w:tcPr>
-          <w:p>
-            <w:r>
-              <w:t>Проверены полномочия подписанта и адресат</w:t>
-            </w:r>
-          </w:p>
-        </w:tc>
-      </w:tr>
-      <w:tr>
-        <w:tc>
-          <w:tcPr>
-            <w:tcW w:type="dxa" w:w="1800"/>
-          </w:tcPr>
-          <w:p>
-            <w:r>
-              <w:t>☐</w:t>
-            </w:r>
-          </w:p>
-        </w:tc>
-        <w:tc>
-          <w:tcPr>
-            <w:tcW w:type="dxa" w:w="7560"/>
-          </w:tcPr>
-          <w:p>
-            <w:r>
-              <w:t>Приложения названы и приложены</w:t>
-            </w:r>
-          </w:p>
-        </w:tc>
-      </w:tr>
-      <w:tr>
-        <w:tc>
-          <w:tcPr>
-            <w:tcW w:type="dxa" w:w="1800"/>
-          </w:tcPr>
-          <w:p>
-            <w:r>
-              <w:t>☐</w:t>
-            </w:r>
-          </w:p>
-        </w:tc>
-        <w:tc>
-          <w:tcPr>
-            <w:tcW w:type="dxa" w:w="7560"/>
-          </w:tcPr>
-          <w:p>
-            <w:r>
-              <w:t>Зафиксирован доказуемый канал отправки</w:t>
-            </w:r>
-          </w:p>
-        </w:tc>
-      </w:tr>
-      <w:tr>
-        <w:tc>
-          <w:tcPr>
-            <w:tcW w:type="dxa" w:w="1800"/>
-          </w:tcPr>
-          <w:p>
-            <w:r>
-              <w:t>☐</w:t>
-            </w:r>
-          </w:p>
-        </w:tc>
-        <w:tc>
-          <w:tcPr>
-            <w:tcW w:type="dxa" w:w="7560"/>
-          </w:tcPr>
-          <w:p>
-            <w:r>
-              <w:t>Юридически значимые формулировки проверены специалистом под объект</w:t>
+              <w:rPr>
+                <w:rFonts w:ascii="Arial" w:hAnsi="Arial"/>
+                <w:sz w:val="19"/>
+              </w:rPr>
+              <w:t>Субподрядчик</w:t>
+              <w:br/>
+              <w:t>Должность {{...}}    ФИО {{ФИО}}</w:t>
+              <w:br/>
+              <w:t>Подпись ____________    Дата ____________</w:t>
             </w:r>
           </w:p>
         </w:tc>
       </w:tr>
     </w:tbl>
-    <w:p>
-      <w:r>
-        <w:t>Важно: шаблон не заменяет анализ договора, проектной документации и обстоятельств конкретного объекта.</w:t>
-      </w:r>
-    </w:p>
     <w:sectPr>
-      <w:headerReference w:type="default" r:id="rId9"/>
-      <w:footerReference w:type="default" r:id="rId10"/>
-      <w:pgSz w:w="12240" w:h="15840"/>
-      <w:pgMar w:top="1440" w:right="1440" w:bottom="1440" w:left="1440" w:header="708" w:footer="708" w:gutter="0"/>
+      <w:footerReference w:type="default" r:id="rId9"/>
+      <w:pgSz w:w="11906" w:h="16838"/>
+      <w:pgMar w:top="1020" w:right="1134" w:bottom="964" w:left="1134" w:header="720" w:footer="720" w:gutter="0"/>
       <w:cols w:space="720"/>
       <w:docGrid w:linePitch="360"/>
     </w:sectPr>
@@ -240,36 +154,16 @@
   <w:p>
     <w:pPr>
       <w:pStyle w:val="Footer"/>
-      <w:jc w:val="center"/>
     </w:pPr>
     <w:r>
       <w:rPr>
-        <w:rFonts w:ascii="Arial" w:hAnsi="Arial"/>
-        <w:color w:val="787878"/>
+        <w:color w:val="AE8031"/>
         <w:sz w:val="16"/>
       </w:rPr>
-      <w:t>Дополнительное соглашение об изменении объёма и цены  •  версия 21.07.2026  •  marzhavbetone.ru</w:t>
+      <w:t>НА СТОРОНЕ ПОДРЯДЧИКА  /  P7</w:t>
     </w:r>
   </w:p>
 </w:ftr>
-</file>
-
-<file path=word/header1.xml><?xml version="1.0" encoding="utf-8"?>
-<w:hdr xmlns:m="http://schemas.openxmlformats.org/officeDocument/2006/math" xmlns:mc="http://schemas.openxmlformats.org/markup-compatibility/2006" xmlns:mo="http://schemas.microsoft.com/office/mac/office/2008/main" xmlns:mv="urn:schemas-microsoft-com:mac:vml" xmlns:o="urn:schemas-microsoft-com:office:office" xmlns:r="http://schemas.openxmlformats.org/officeDocument/2006/relationships" xmlns:v="urn:schemas-microsoft-com:vml" xmlns:w10="urn:schemas-microsoft-com:office:word" xmlns:w14="http://schemas.microsoft.com/office/word/2010/wordml" xmlns:w="http://schemas.openxmlformats.org/wordprocessingml/2006/main" xmlns:wne="http://schemas.microsoft.com/office/word/2006/wordml" xmlns:wp14="http://schemas.microsoft.com/office/word/2010/wordprocessingDrawing" xmlns:wp="http://schemas.openxmlformats.org/drawingml/2006/wordprocessingDrawing" xmlns:wpc="http://schemas.microsoft.com/office/word/2010/wordprocessingCanvas" xmlns:wpg="http://schemas.microsoft.com/office/word/2010/wordprocessingGroup" xmlns:wpi="http://schemas.microsoft.com/office/word/2010/wordprocessingInk" xmlns:wps="http://schemas.microsoft.com/office/word/2010/wordprocessingShape" mc:Ignorable="w14 wp14">
-  <w:p>
-    <w:pPr>
-      <w:pStyle w:val="Header"/>
-    </w:pPr>
-    <w:r>
-      <w:rPr>
-        <w:rFonts w:ascii="Arial" w:hAnsi="Arial"/>
-        <w:color w:val="646464"/>
-        <w:sz w:val="16"/>
-      </w:rPr>
-      <w:t>МАРЖА В БЕТОНЕ  /  РАБОЧИЙ ШАБЛОН</w:t>
-    </w:r>
-  </w:p>
-</w:hdr>
 </file>
 
 <file path=word/numbering.xml><?xml version="1.0" encoding="utf-8"?>
@@ -636,11 +530,12 @@
     <w:qFormat/>
     <w:rsid w:val="00FC693F"/>
     <w:pPr>
-      <w:spacing w:after="120" w:line="300" w:lineRule="auto"/>
+      <w:spacing w:after="100" w:line="264" w:lineRule="auto"/>
     </w:pPr>
     <w:rPr>
       <w:rFonts w:ascii="Arial" w:hAnsi="Arial"/>
-      <w:sz w:val="22"/>
+      <w:color w:val="2B3239"/>
+      <w:sz w:val="20"/>
     </w:rPr>
   </w:style>
   <w:style w:type="paragraph" w:styleId="Header">
@@ -698,15 +593,15 @@
     <w:pPr>
       <w:keepNext/>
       <w:keepLines/>
-      <w:spacing w:before="360" w:after="200"/>
+      <w:spacing w:before="480" w:after="0"/>
       <w:outlineLvl w:val="0"/>
     </w:pPr>
     <w:rPr>
-      <w:rFonts w:asciiTheme="majorHAnsi" w:eastAsiaTheme="majorEastAsia" w:hAnsiTheme="majorHAnsi" w:cstheme="majorBidi" w:ascii="Arial" w:hAnsi="Arial"/>
+      <w:rFonts w:asciiTheme="majorHAnsi" w:eastAsiaTheme="majorEastAsia" w:hAnsiTheme="majorHAnsi" w:cstheme="majorBidi"/>
       <w:b/>
       <w:bCs/>
-      <w:color w:val="2E74B5"/>
-      <w:sz w:val="32"/>
+      <w:color w:val="365F91" w:themeColor="accent1" w:themeShade="BF"/>
+      <w:sz w:val="28"/>
       <w:szCs w:val="28"/>
     </w:rPr>
   </w:style>
@@ -722,14 +617,14 @@
     <w:pPr>
       <w:keepNext/>
       <w:keepLines/>
-      <w:spacing w:before="280" w:after="140"/>
+      <w:spacing w:before="200" w:after="0"/>
       <w:outlineLvl w:val="1"/>
     </w:pPr>
     <w:rPr>
-      <w:rFonts w:asciiTheme="majorHAnsi" w:eastAsiaTheme="majorEastAsia" w:hAnsiTheme="majorHAnsi" w:cstheme="majorBidi" w:ascii="Arial" w:hAnsi="Arial"/>
+      <w:rFonts w:asciiTheme="majorHAnsi" w:eastAsiaTheme="majorEastAsia" w:hAnsiTheme="majorHAnsi" w:cstheme="majorBidi"/>
       <w:b/>
       <w:bCs/>
-      <w:color w:val="2E74B5"/>
+      <w:color w:val="4F81BD" w:themeColor="accent1"/>
       <w:sz w:val="26"/>
       <w:szCs w:val="26"/>
     </w:rPr>
@@ -987,15 +882,15 @@
       <w:pBdr>
         <w:bottom w:val="single" w:sz="8" w:space="4" w:color="4F81BD" w:themeColor="accent1"/>
       </w:pBdr>
-      <w:spacing w:after="240" w:line="240" w:lineRule="auto" w:before="0"/>
+      <w:spacing w:after="300" w:line="240" w:lineRule="auto"/>
       <w:contextualSpacing/>
     </w:pPr>
     <w:rPr>
-      <w:rFonts w:asciiTheme="majorHAnsi" w:eastAsiaTheme="majorEastAsia" w:hAnsiTheme="majorHAnsi" w:cstheme="majorBidi" w:ascii="Arial" w:hAnsi="Arial"/>
-      <w:color w:val="242629"/>
+      <w:rFonts w:asciiTheme="majorHAnsi" w:eastAsiaTheme="majorEastAsia" w:hAnsiTheme="majorHAnsi" w:cstheme="majorBidi"/>
+      <w:color w:val="17365D" w:themeColor="text2" w:themeShade="BF"/>
       <w:spacing w:val="5"/>
       <w:kern w:val="28"/>
-      <w:sz w:val="50"/>
+      <w:sz w:val="52"/>
       <w:szCs w:val="52"/>
     </w:rPr>
   </w:style>
